--- a/NexusBank Project.docx
+++ b/NexusBank Project.docx
@@ -5,6 +5,25 @@
     <w:p>
       <w:pPr>
         <w:pStyle w:val="FirstParagraph"/>
+        <w:jc w:val="center"/>
+        <w:rPr>
+          <w:b/>
+          <w:bCs/>
+          <w:u w:val="single"/>
+        </w:rPr>
+      </w:pPr>
+      <w:r>
+        <w:rPr>
+          <w:b/>
+          <w:bCs/>
+          <w:u w:val="single"/>
+        </w:rPr>
+        <w:t>Project Prompt</w:t>
+      </w:r>
+    </w:p>
+    <w:p>
+      <w:pPr>
+        <w:pStyle w:val="FirstParagraph"/>
       </w:pPr>
       <w:r>
         <w:t>You are a Senior Solution Architect and Principal Software Engineer.</w:t>
@@ -17,6 +36,7 @@
       <w:r>
         <w:t xml:space="preserve">Generate a complete enterprise-grade banking application named </w:t>
       </w:r>
+      <w:proofErr w:type="spellStart"/>
       <w:r>
         <w:rPr>
           <w:b/>
@@ -24,6 +44,7 @@
         </w:rPr>
         <w:t>NexusBank</w:t>
       </w:r>
+      <w:proofErr w:type="spellEnd"/>
       <w:r>
         <w:t xml:space="preserve"> using a Microservices Architecture.</w:t>
       </w:r>
@@ -43,8 +64,13 @@
         <w:pStyle w:val="BodyText"/>
       </w:pPr>
       <w:r>
-        <w:t>Note: Use h2 in memory database instead of mysql</w:t>
-      </w:r>
+        <w:t xml:space="preserve">Note: Use h2 in memory database instead of </w:t>
+      </w:r>
+      <w:proofErr w:type="spellStart"/>
+      <w:r>
+        <w:t>mysql</w:t>
+      </w:r>
+      <w:proofErr w:type="spellEnd"/>
     </w:p>
     <w:p>
       <w:pPr>
@@ -59,9 +85,11 @@
       <w:pPr>
         <w:pStyle w:val="FirstParagraph"/>
       </w:pPr>
+      <w:proofErr w:type="spellStart"/>
       <w:r>
         <w:t>NexusBank</w:t>
       </w:r>
+      <w:proofErr w:type="spellEnd"/>
       <w:r>
         <w:t xml:space="preserve"> is an online banking system consisting of two primary microservices:</w:t>
       </w:r>
@@ -197,8 +225,13 @@
         </w:numPr>
       </w:pPr>
       <w:r>
-        <w:t>Spring Cloud OpenFeign</w:t>
-      </w:r>
+        <w:t xml:space="preserve">Spring Cloud </w:t>
+      </w:r>
+      <w:proofErr w:type="spellStart"/>
+      <w:r>
+        <w:t>OpenFeign</w:t>
+      </w:r>
+      <w:proofErr w:type="spellEnd"/>
     </w:p>
     <w:p>
       <w:pPr>
@@ -893,9 +926,11 @@
           <w:numId w:val="14"/>
         </w:numPr>
       </w:pPr>
+      <w:proofErr w:type="spellStart"/>
       <w:r>
         <w:t>customerId</w:t>
       </w:r>
+      <w:proofErr w:type="spellEnd"/>
     </w:p>
     <w:p>
       <w:pPr>
@@ -905,9 +940,11 @@
           <w:numId w:val="14"/>
         </w:numPr>
       </w:pPr>
+      <w:proofErr w:type="spellStart"/>
       <w:r>
         <w:t>firstName</w:t>
       </w:r>
+      <w:proofErr w:type="spellEnd"/>
     </w:p>
     <w:p>
       <w:pPr>
@@ -917,9 +954,11 @@
           <w:numId w:val="14"/>
         </w:numPr>
       </w:pPr>
+      <w:proofErr w:type="spellStart"/>
       <w:r>
         <w:t>lastName</w:t>
       </w:r>
+      <w:proofErr w:type="spellEnd"/>
     </w:p>
     <w:p>
       <w:pPr>
@@ -941,9 +980,11 @@
           <w:numId w:val="14"/>
         </w:numPr>
       </w:pPr>
+      <w:proofErr w:type="spellStart"/>
       <w:r>
         <w:t>phoneNumber</w:t>
       </w:r>
+      <w:proofErr w:type="spellEnd"/>
     </w:p>
     <w:p>
       <w:pPr>
@@ -977,9 +1018,11 @@
           <w:numId w:val="14"/>
         </w:numPr>
       </w:pPr>
+      <w:proofErr w:type="spellStart"/>
       <w:r>
         <w:t>createdDate</w:t>
       </w:r>
+      <w:proofErr w:type="spellEnd"/>
     </w:p>
     <w:p>
       <w:pPr>
@@ -1012,9 +1055,11 @@
           <w:numId w:val="15"/>
         </w:numPr>
       </w:pPr>
+      <w:proofErr w:type="spellStart"/>
       <w:r>
         <w:t>addressId</w:t>
       </w:r>
+      <w:proofErr w:type="spellEnd"/>
     </w:p>
     <w:p>
       <w:pPr>
@@ -1072,9 +1117,11 @@
           <w:numId w:val="15"/>
         </w:numPr>
       </w:pPr>
+      <w:proofErr w:type="spellStart"/>
       <w:r>
         <w:t>pincode</w:t>
       </w:r>
+      <w:proofErr w:type="spellEnd"/>
     </w:p>
     <w:p>
       <w:pPr>
@@ -1094,9 +1141,11 @@
           <w:numId w:val="16"/>
         </w:numPr>
       </w:pPr>
+      <w:proofErr w:type="spellStart"/>
       <w:r>
         <w:t>accountNumber</w:t>
       </w:r>
+      <w:proofErr w:type="spellEnd"/>
     </w:p>
     <w:p>
       <w:pPr>
@@ -1106,9 +1155,11 @@
           <w:numId w:val="16"/>
         </w:numPr>
       </w:pPr>
+      <w:proofErr w:type="spellStart"/>
       <w:r>
         <w:t>accountType</w:t>
       </w:r>
+      <w:proofErr w:type="spellEnd"/>
     </w:p>
     <w:p>
       <w:pPr>
@@ -1130,9 +1181,11 @@
           <w:numId w:val="16"/>
         </w:numPr>
       </w:pPr>
+      <w:proofErr w:type="spellStart"/>
       <w:r>
         <w:t>accountStatus</w:t>
       </w:r>
+      <w:proofErr w:type="spellEnd"/>
     </w:p>
     <w:p>
       <w:pPr>
@@ -1142,9 +1195,11 @@
           <w:numId w:val="16"/>
         </w:numPr>
       </w:pPr>
+      <w:proofErr w:type="spellStart"/>
       <w:r>
         <w:t>createdDate</w:t>
       </w:r>
+      <w:proofErr w:type="spellEnd"/>
     </w:p>
     <w:p>
       <w:pPr>
@@ -1164,9 +1219,11 @@
           <w:numId w:val="17"/>
         </w:numPr>
       </w:pPr>
+      <w:proofErr w:type="spellStart"/>
       <w:r>
         <w:t>transactionId</w:t>
       </w:r>
+      <w:proofErr w:type="spellEnd"/>
     </w:p>
     <w:p>
       <w:pPr>
@@ -1176,9 +1233,11 @@
           <w:numId w:val="17"/>
         </w:numPr>
       </w:pPr>
+      <w:proofErr w:type="spellStart"/>
       <w:r>
         <w:t>sourceAccount</w:t>
       </w:r>
+      <w:proofErr w:type="spellEnd"/>
     </w:p>
     <w:p>
       <w:pPr>
@@ -1188,9 +1247,11 @@
           <w:numId w:val="17"/>
         </w:numPr>
       </w:pPr>
+      <w:proofErr w:type="spellStart"/>
       <w:r>
         <w:t>destinationAccount</w:t>
       </w:r>
+      <w:proofErr w:type="spellEnd"/>
     </w:p>
     <w:p>
       <w:pPr>
@@ -1212,9 +1273,11 @@
           <w:numId w:val="17"/>
         </w:numPr>
       </w:pPr>
+      <w:proofErr w:type="spellStart"/>
       <w:r>
         <w:t>transactionType</w:t>
       </w:r>
+      <w:proofErr w:type="spellEnd"/>
     </w:p>
     <w:p>
       <w:pPr>
@@ -1224,9 +1287,11 @@
           <w:numId w:val="17"/>
         </w:numPr>
       </w:pPr>
+      <w:proofErr w:type="spellStart"/>
       <w:r>
         <w:t>transactionDate</w:t>
       </w:r>
+      <w:proofErr w:type="spellEnd"/>
     </w:p>
     <w:p>
       <w:pPr>
@@ -1258,9 +1323,11 @@
           <w:numId w:val="18"/>
         </w:numPr>
       </w:pPr>
+      <w:proofErr w:type="spellStart"/>
       <w:r>
         <w:t>loanId</w:t>
       </w:r>
+      <w:proofErr w:type="spellEnd"/>
     </w:p>
     <w:p>
       <w:pPr>
@@ -1270,9 +1337,11 @@
           <w:numId w:val="18"/>
         </w:numPr>
       </w:pPr>
+      <w:proofErr w:type="spellStart"/>
       <w:r>
         <w:t>loanType</w:t>
       </w:r>
+      <w:proofErr w:type="spellEnd"/>
     </w:p>
     <w:p>
       <w:pPr>
@@ -1306,9 +1375,11 @@
           <w:numId w:val="18"/>
         </w:numPr>
       </w:pPr>
+      <w:proofErr w:type="spellStart"/>
       <w:r>
         <w:t>interestRate</w:t>
       </w:r>
+      <w:proofErr w:type="spellEnd"/>
     </w:p>
     <w:p>
       <w:pPr>
@@ -1318,9 +1389,11 @@
           <w:numId w:val="18"/>
         </w:numPr>
       </w:pPr>
+      <w:proofErr w:type="spellStart"/>
       <w:r>
         <w:t>appliedDate</w:t>
       </w:r>
+      <w:proofErr w:type="spellEnd"/>
     </w:p>
     <w:p>
       <w:pPr>
@@ -1330,9 +1403,11 @@
           <w:numId w:val="18"/>
         </w:numPr>
       </w:pPr>
+      <w:proofErr w:type="spellStart"/>
       <w:r>
         <w:t>loanStatus</w:t>
       </w:r>
+      <w:proofErr w:type="spellEnd"/>
     </w:p>
     <w:p>
       <w:r>
@@ -1366,7 +1441,15 @@
         <w:pStyle w:val="BodyText"/>
       </w:pPr>
       <w:r>
-        <w:t>Admin service must communicate with Customer Microservice using OpenFeign Clients.</w:t>
+        <w:t xml:space="preserve">Admin service must communicate with Customer Microservice using </w:t>
+      </w:r>
+      <w:proofErr w:type="spellStart"/>
+      <w:r>
+        <w:t>OpenFeign</w:t>
+      </w:r>
+      <w:proofErr w:type="spellEnd"/>
+      <w:r>
+        <w:t xml:space="preserve"> Clients.</w:t>
       </w:r>
     </w:p>
     <w:p>
@@ -1470,7 +1553,15 @@
         </w:numPr>
       </w:pPr>
       <w:r>
-        <w:t>Search Customer By Account Number</w:t>
+        <w:t xml:space="preserve">Search Customer </w:t>
+      </w:r>
+      <w:proofErr w:type="gramStart"/>
+      <w:r>
+        <w:t>By</w:t>
+      </w:r>
+      <w:proofErr w:type="gramEnd"/>
+      <w:r>
+        <w:t xml:space="preserve"> Account Number</w:t>
       </w:r>
     </w:p>
     <w:p>
@@ -1789,7 +1880,15 @@
         <w:pStyle w:val="FirstParagraph"/>
       </w:pPr>
       <w:r>
-        <w:t>Use OpenFeign Client between Admin and Customer Microservices.</w:t>
+        <w:t xml:space="preserve">Use </w:t>
+      </w:r>
+      <w:proofErr w:type="spellStart"/>
+      <w:r>
+        <w:t>OpenFeign</w:t>
+      </w:r>
+      <w:proofErr w:type="spellEnd"/>
+      <w:r>
+        <w:t xml:space="preserve"> Client between Admin and Customer Microservices.</w:t>
       </w:r>
     </w:p>
     <w:p>
@@ -1856,9 +1955,11 @@
           <w:numId w:val="25"/>
         </w:numPr>
       </w:pPr>
+      <w:proofErr w:type="spellStart"/>
       <w:r>
         <w:t>CustomerFeignClient</w:t>
       </w:r>
+      <w:proofErr w:type="spellEnd"/>
     </w:p>
     <w:p>
       <w:pPr>
@@ -1868,9 +1969,11 @@
           <w:numId w:val="25"/>
         </w:numPr>
       </w:pPr>
+      <w:proofErr w:type="spellStart"/>
       <w:r>
         <w:t>AccountFeignClient</w:t>
       </w:r>
+      <w:proofErr w:type="spellEnd"/>
     </w:p>
     <w:p>
       <w:pPr>
@@ -1880,9 +1983,11 @@
           <w:numId w:val="25"/>
         </w:numPr>
       </w:pPr>
+      <w:proofErr w:type="spellStart"/>
       <w:r>
         <w:t>LoanFeignClient</w:t>
       </w:r>
+      <w:proofErr w:type="spellEnd"/>
     </w:p>
     <w:p>
       <w:pPr>
@@ -1892,9 +1997,11 @@
           <w:numId w:val="25"/>
         </w:numPr>
       </w:pPr>
+      <w:proofErr w:type="spellStart"/>
       <w:r>
         <w:t>TransactionFeignClient</w:t>
       </w:r>
+      <w:proofErr w:type="spellEnd"/>
     </w:p>
     <w:p>
       <w:pPr>
@@ -2224,7 +2331,15 @@
         </w:numPr>
       </w:pPr>
       <w:r>
-        <w:t>POST /api/customers/register</w:t>
+        <w:t>POST /</w:t>
+      </w:r>
+      <w:proofErr w:type="spellStart"/>
+      <w:r>
+        <w:t>api</w:t>
+      </w:r>
+      <w:proofErr w:type="spellEnd"/>
+      <w:r>
+        <w:t>/customers/register</w:t>
       </w:r>
     </w:p>
     <w:p>
@@ -2236,7 +2351,15 @@
         </w:numPr>
       </w:pPr>
       <w:r>
-        <w:t>POST /api/customers/login</w:t>
+        <w:t>POST /</w:t>
+      </w:r>
+      <w:proofErr w:type="spellStart"/>
+      <w:r>
+        <w:t>api</w:t>
+      </w:r>
+      <w:proofErr w:type="spellEnd"/>
+      <w:r>
+        <w:t>/customers/login</w:t>
       </w:r>
     </w:p>
     <w:p>
@@ -2248,7 +2371,15 @@
         </w:numPr>
       </w:pPr>
       <w:r>
-        <w:t>GET /api/customers/profile</w:t>
+        <w:t>GET /</w:t>
+      </w:r>
+      <w:proofErr w:type="spellStart"/>
+      <w:r>
+        <w:t>api</w:t>
+      </w:r>
+      <w:proofErr w:type="spellEnd"/>
+      <w:r>
+        <w:t>/customers/profile</w:t>
       </w:r>
     </w:p>
     <w:p>
@@ -2260,7 +2391,15 @@
         </w:numPr>
       </w:pPr>
       <w:r>
-        <w:t>PUT /api/customers/update</w:t>
+        <w:t>PUT /</w:t>
+      </w:r>
+      <w:proofErr w:type="spellStart"/>
+      <w:r>
+        <w:t>api</w:t>
+      </w:r>
+      <w:proofErr w:type="spellEnd"/>
+      <w:r>
+        <w:t>/customers/update</w:t>
       </w:r>
     </w:p>
     <w:p>
@@ -2281,7 +2420,15 @@
         </w:numPr>
       </w:pPr>
       <w:r>
-        <w:t>POST /api/accounts/create</w:t>
+        <w:t>POST /</w:t>
+      </w:r>
+      <w:proofErr w:type="spellStart"/>
+      <w:r>
+        <w:t>api</w:t>
+      </w:r>
+      <w:proofErr w:type="spellEnd"/>
+      <w:r>
+        <w:t>/accounts/create</w:t>
       </w:r>
     </w:p>
     <w:p>
@@ -2293,7 +2440,23 @@
         </w:numPr>
       </w:pPr>
       <w:r>
-        <w:t>GET /api/accounts/{accountNumber}</w:t>
+        <w:t>GET /</w:t>
+      </w:r>
+      <w:proofErr w:type="spellStart"/>
+      <w:r>
+        <w:t>api</w:t>
+      </w:r>
+      <w:proofErr w:type="spellEnd"/>
+      <w:r>
+        <w:t>/accounts/{</w:t>
+      </w:r>
+      <w:proofErr w:type="spellStart"/>
+      <w:r>
+        <w:t>accountNumber</w:t>
+      </w:r>
+      <w:proofErr w:type="spellEnd"/>
+      <w:r>
+        <w:t>}</w:t>
       </w:r>
     </w:p>
     <w:p>
@@ -2305,7 +2468,15 @@
         </w:numPr>
       </w:pPr>
       <w:r>
-        <w:t>POST /api/accounts/deposit</w:t>
+        <w:t>POST /</w:t>
+      </w:r>
+      <w:proofErr w:type="spellStart"/>
+      <w:r>
+        <w:t>api</w:t>
+      </w:r>
+      <w:proofErr w:type="spellEnd"/>
+      <w:r>
+        <w:t>/accounts/deposit</w:t>
       </w:r>
     </w:p>
     <w:p>
@@ -2317,7 +2488,15 @@
         </w:numPr>
       </w:pPr>
       <w:r>
-        <w:t>POST /api/accounts/withdraw</w:t>
+        <w:t>POST /</w:t>
+      </w:r>
+      <w:proofErr w:type="spellStart"/>
+      <w:r>
+        <w:t>api</w:t>
+      </w:r>
+      <w:proofErr w:type="spellEnd"/>
+      <w:r>
+        <w:t>/accounts/withdraw</w:t>
       </w:r>
     </w:p>
     <w:p>
@@ -2329,7 +2508,15 @@
         </w:numPr>
       </w:pPr>
       <w:r>
-        <w:t>POST /api/accounts/transfer</w:t>
+        <w:t>POST /</w:t>
+      </w:r>
+      <w:proofErr w:type="spellStart"/>
+      <w:r>
+        <w:t>api</w:t>
+      </w:r>
+      <w:proofErr w:type="spellEnd"/>
+      <w:r>
+        <w:t>/accounts/transfer</w:t>
       </w:r>
     </w:p>
     <w:p>
@@ -2349,7 +2536,15 @@
         </w:numPr>
       </w:pPr>
       <w:r>
-        <w:t>POST /api/loans/apply</w:t>
+        <w:t>POST /</w:t>
+      </w:r>
+      <w:proofErr w:type="spellStart"/>
+      <w:r>
+        <w:t>api</w:t>
+      </w:r>
+      <w:proofErr w:type="spellEnd"/>
+      <w:r>
+        <w:t>/loans/apply</w:t>
       </w:r>
     </w:p>
     <w:p>
@@ -2361,7 +2556,23 @@
         </w:numPr>
       </w:pPr>
       <w:r>
-        <w:t>GET /api/loans/status/{loanId}</w:t>
+        <w:t>GET /</w:t>
+      </w:r>
+      <w:proofErr w:type="spellStart"/>
+      <w:r>
+        <w:t>api</w:t>
+      </w:r>
+      <w:proofErr w:type="spellEnd"/>
+      <w:r>
+        <w:t>/loans/status/{</w:t>
+      </w:r>
+      <w:proofErr w:type="spellStart"/>
+      <w:r>
+        <w:t>loanId</w:t>
+      </w:r>
+      <w:proofErr w:type="spellEnd"/>
+      <w:r>
+        <w:t>}</w:t>
       </w:r>
     </w:p>
     <w:p>
@@ -2381,7 +2592,15 @@
         </w:numPr>
       </w:pPr>
       <w:r>
-        <w:t>POST /api/admin/login</w:t>
+        <w:t>POST /</w:t>
+      </w:r>
+      <w:proofErr w:type="spellStart"/>
+      <w:r>
+        <w:t>api</w:t>
+      </w:r>
+      <w:proofErr w:type="spellEnd"/>
+      <w:r>
+        <w:t>/admin/login</w:t>
       </w:r>
     </w:p>
     <w:p>
@@ -2393,7 +2612,15 @@
         </w:numPr>
       </w:pPr>
       <w:r>
-        <w:t>GET /api/admin/customers</w:t>
+        <w:t>GET /</w:t>
+      </w:r>
+      <w:proofErr w:type="spellStart"/>
+      <w:r>
+        <w:t>api</w:t>
+      </w:r>
+      <w:proofErr w:type="spellEnd"/>
+      <w:r>
+        <w:t>/admin/customers</w:t>
       </w:r>
     </w:p>
     <w:p>
@@ -2405,7 +2632,15 @@
         </w:numPr>
       </w:pPr>
       <w:r>
-        <w:t>GET /api/admin/accounts</w:t>
+        <w:t>GET /</w:t>
+      </w:r>
+      <w:proofErr w:type="spellStart"/>
+      <w:r>
+        <w:t>api</w:t>
+      </w:r>
+      <w:proofErr w:type="spellEnd"/>
+      <w:r>
+        <w:t>/admin/accounts</w:t>
       </w:r>
     </w:p>
     <w:p>
@@ -2417,7 +2652,23 @@
         </w:numPr>
       </w:pPr>
       <w:r>
-        <w:t>PUT /api/admin/account/{accountNumber}/approve</w:t>
+        <w:t>PUT /</w:t>
+      </w:r>
+      <w:proofErr w:type="spellStart"/>
+      <w:r>
+        <w:t>api</w:t>
+      </w:r>
+      <w:proofErr w:type="spellEnd"/>
+      <w:r>
+        <w:t>/admin/account/{</w:t>
+      </w:r>
+      <w:proofErr w:type="spellStart"/>
+      <w:r>
+        <w:t>accountNumber</w:t>
+      </w:r>
+      <w:proofErr w:type="spellEnd"/>
+      <w:r>
+        <w:t>}/approve</w:t>
       </w:r>
     </w:p>
     <w:p>
@@ -2429,7 +2680,23 @@
         </w:numPr>
       </w:pPr>
       <w:r>
-        <w:t>PUT /api/admin/loan/{loanId}/approve</w:t>
+        <w:t>PUT /</w:t>
+      </w:r>
+      <w:proofErr w:type="spellStart"/>
+      <w:r>
+        <w:t>api</w:t>
+      </w:r>
+      <w:proofErr w:type="spellEnd"/>
+      <w:r>
+        <w:t>/admin/loan/{</w:t>
+      </w:r>
+      <w:proofErr w:type="spellStart"/>
+      <w:r>
+        <w:t>loanId</w:t>
+      </w:r>
+      <w:proofErr w:type="spellEnd"/>
+      <w:r>
+        <w:t>}/approve</w:t>
       </w:r>
     </w:p>
     <w:p>
@@ -2579,8 +2846,13 @@
           <w:numId w:val="38"/>
         </w:numPr>
       </w:pPr>
-      <w:r>
-        <w:t>OpenFeign Clients</w:t>
+      <w:proofErr w:type="spellStart"/>
+      <w:r>
+        <w:t>OpenFeign</w:t>
+      </w:r>
+      <w:proofErr w:type="spellEnd"/>
+      <w:r>
+        <w:t xml:space="preserve"> Clients</w:t>
       </w:r>
     </w:p>
     <w:p>
@@ -2627,9 +2899,11 @@
           <w:numId w:val="38"/>
         </w:numPr>
       </w:pPr>
+      <w:proofErr w:type="spellStart"/>
       <w:r>
         <w:t>Dockerfiles</w:t>
       </w:r>
+      <w:proofErr w:type="spellEnd"/>
     </w:p>
     <w:p>
       <w:pPr>
